--- a/task/TASK.docx
+++ b/task/TASK.docx
@@ -14,21 +14,15 @@
         <w:rPr>
           <w:rFonts w:asciiTheme="majorBidi" w:hAnsiTheme="majorBidi" w:cstheme="majorBidi"/>
         </w:rPr>
-        <w:t>Title</w:t>
+        <w:t xml:space="preserve">TITLE: </w:t>
       </w:r>
       <w:r>
         <w:rPr>
           <w:rFonts w:asciiTheme="majorBidi" w:hAnsiTheme="majorBidi" w:cstheme="majorBidi"/>
+          <w:sz w:val="24"/>
+          <w:szCs w:val="24"/>
         </w:rPr>
-        <w:t xml:space="preserve">: </w:t>
-      </w:r>
-      <w:r>
-        <w:rPr>
-          <w:rFonts w:asciiTheme="majorBidi" w:hAnsiTheme="majorBidi" w:cstheme="majorBidi"/>
-          <w:sz w:val="28"/>
-          <w:szCs w:val="28"/>
-        </w:rPr>
-        <w:t>Elastic Modulus of Recycled Aggregate Concrete</w:t>
+        <w:t xml:space="preserve">Non-Intrusive Load Monitoring (NILM) </w:t>
       </w:r>
     </w:p>
     <w:p>
@@ -47,7 +41,7 @@
           <w:sz w:val="24"/>
           <w:szCs w:val="24"/>
         </w:rPr>
-        <w:t>Models</w:t>
+        <w:t xml:space="preserve">MODELS: </w:t>
       </w:r>
       <w:r>
         <w:rPr>
@@ -55,15 +49,7 @@
           <w:sz w:val="24"/>
           <w:szCs w:val="24"/>
         </w:rPr>
-        <w:t xml:space="preserve">: </w:t>
-      </w:r>
-      <w:r>
-        <w:rPr>
-          <w:rFonts w:asciiTheme="majorBidi" w:hAnsiTheme="majorBidi" w:cstheme="majorBidi"/>
-          <w:sz w:val="24"/>
-          <w:szCs w:val="24"/>
-        </w:rPr>
-        <w:t>MLP (2 LAYERS)</w:t>
+        <w:t>ADAR, ANFIS</w:t>
       </w:r>
     </w:p>
     <w:p>
@@ -84,23 +70,6 @@
         </w:rPr>
         <w:t xml:space="preserve">TASK: </w:t>
       </w:r>
-    </w:p>
-    <w:p>
-      <w:pPr>
-        <w:pStyle w:val="ListParagraph"/>
-        <w:numPr>
-          <w:ilvl w:val="0"/>
-          <w:numId w:val="3"/>
-        </w:numPr>
-        <w:bidi w:val="0"/>
-        <w:spacing w:line="360" w:lineRule="auto"/>
-        <w:jc w:val="both"/>
-        <w:rPr>
-          <w:rFonts w:asciiTheme="majorBidi" w:hAnsiTheme="majorBidi" w:cstheme="majorBidi"/>
-          <w:sz w:val="24"/>
-          <w:szCs w:val="24"/>
-        </w:rPr>
-      </w:pPr>
       <w:r>
         <w:rPr>
           <w:rFonts w:asciiTheme="majorBidi" w:hAnsiTheme="majorBidi" w:cstheme="majorBidi"/>
@@ -108,63 +77,6 @@
           <w:szCs w:val="24"/>
         </w:rPr>
         <w:t>K-fold Cross-validation</w:t>
-      </w:r>
-    </w:p>
-    <w:p>
-      <w:pPr>
-        <w:pStyle w:val="ListParagraph"/>
-        <w:numPr>
-          <w:ilvl w:val="0"/>
-          <w:numId w:val="2"/>
-        </w:numPr>
-        <w:bidi w:val="0"/>
-        <w:spacing w:line="360" w:lineRule="auto"/>
-        <w:jc w:val="both"/>
-        <w:rPr>
-          <w:rFonts w:asciiTheme="majorBidi" w:hAnsiTheme="majorBidi" w:cstheme="majorBidi"/>
-          <w:sz w:val="24"/>
-          <w:szCs w:val="24"/>
-        </w:rPr>
-      </w:pPr>
-      <w:r>
-        <w:rPr>
-          <w:rFonts w:asciiTheme="majorBidi" w:hAnsiTheme="majorBidi" w:cstheme="majorBidi"/>
-          <w:sz w:val="24"/>
-          <w:szCs w:val="24"/>
-        </w:rPr>
-        <w:t>S</w:t>
-      </w:r>
-      <w:r>
-        <w:rPr>
-          <w:rFonts w:asciiTheme="majorBidi" w:hAnsiTheme="majorBidi" w:cstheme="majorBidi"/>
-          <w:sz w:val="24"/>
-          <w:szCs w:val="24"/>
-        </w:rPr>
-        <w:t xml:space="preserve">ensitivity </w:t>
-      </w:r>
-      <w:r>
-        <w:rPr>
-          <w:rFonts w:asciiTheme="majorBidi" w:hAnsiTheme="majorBidi" w:cstheme="majorBidi"/>
-          <w:sz w:val="24"/>
-          <w:szCs w:val="24"/>
-        </w:rPr>
-        <w:t>A</w:t>
-      </w:r>
-      <w:r>
-        <w:rPr>
-          <w:rFonts w:asciiTheme="majorBidi" w:hAnsiTheme="majorBidi" w:cstheme="majorBidi"/>
-          <w:sz w:val="24"/>
-          <w:szCs w:val="24"/>
-        </w:rPr>
-        <w:t>nalysis</w:t>
-      </w:r>
-      <w:r>
-        <w:rPr>
-          <w:rFonts w:asciiTheme="majorBidi" w:hAnsiTheme="majorBidi" w:cstheme="majorBidi"/>
-          <w:sz w:val="24"/>
-          <w:szCs w:val="24"/>
-        </w:rPr>
-        <w:t>(SHAP)</w:t>
       </w:r>
     </w:p>
     <w:p>
@@ -187,9 +99,9 @@
 <file path=word/numbering.xml><?xml version="1.0" encoding="utf-8"?>
 <w:numbering xmlns:wpc="http://schemas.microsoft.com/office/word/2010/wordprocessingCanvas" xmlns:cx="http://schemas.microsoft.com/office/drawing/2014/chartex" xmlns:cx1="http://schemas.microsoft.com/office/drawing/2015/9/8/chartex" xmlns:cx2="http://schemas.microsoft.com/office/drawing/2015/10/21/chartex" xmlns:cx3="http://schemas.microsoft.com/office/drawing/2016/5/9/chartex" xmlns:cx4="http://schemas.microsoft.com/office/drawing/2016/5/10/chartex" xmlns:cx5="http://schemas.microsoft.com/office/drawing/2016/5/11/chartex" xmlns:cx6="http://schemas.microsoft.com/office/drawing/2016/5/12/chartex" xmlns:cx7="http://schemas.microsoft.com/office/drawing/2016/5/13/chartex" xmlns:cx8="http://schemas.microsoft.com/office/drawing/2016/5/14/chartex" xmlns:mc="http://schemas.openxmlformats.org/markup-compatibility/2006" xmlns:aink="http://schemas.microsoft.com/office/drawing/2016/ink" xmlns:am3d="http://schemas.microsoft.com/office/drawing/2017/model3d" xmlns:o="urn:schemas-microsoft-com:office:office" xmlns:oel="http://schemas.microsoft.com/office/2019/extlst" xmlns:r="http://schemas.openxmlformats.org/officeDocument/2006/relationships" xmlns:m="http://schemas.openxmlformats.org/officeDocument/2006/math" xmlns:v="urn:schemas-microsoft-com:vml" xmlns:wp14="http://schemas.microsoft.com/office/word/2010/wordprocessingDrawing" xmlns:wp="http://schemas.openxmlformats.org/drawingml/2006/wordprocessingDrawing" xmlns:w10="urn:schemas-microsoft-com:office:word" xmlns:w="http://schemas.openxmlformats.org/wordprocessingml/2006/main" xmlns:w14="http://schemas.microsoft.com/office/word/2010/wordml" xmlns:w15="http://schemas.microsoft.com/office/word/2012/wordml" xmlns:w16cex="http://schemas.microsoft.com/office/word/2018/wordml/cex" xmlns:w16cid="http://schemas.microsoft.com/office/word/2016/wordml/cid" xmlns:w16="http://schemas.microsoft.com/office/word/2018/wordml" xmlns:w16sdtdh="http://schemas.microsoft.com/office/word/2020/wordml/sdtdatahash" xmlns:w16se="http://schemas.microsoft.com/office/word/2015/wordml/symex" xmlns:wpg="http://schemas.microsoft.com/office/word/2010/wordprocessingGroup" xmlns:wpi="http://schemas.microsoft.com/office/word/2010/wordprocessingInk" xmlns:wne="http://schemas.microsoft.com/office/word/2006/wordml" xmlns:wps="http://schemas.microsoft.com/office/word/2010/wordprocessingShape" mc:Ignorable="w14 w15 w16se w16cid w16 w16cex w16sdtdh wp14">
   <w:abstractNum w:abstractNumId="0" w15:restartNumberingAfterBreak="0">
-    <w:nsid w:val="435F4DBE"/>
+    <w:nsid w:val="672C5808"/>
     <w:multiLevelType w:val="hybridMultilevel"/>
-    <w:tmpl w:val="04A239E8"/>
+    <w:tmpl w:val="07CEE82C"/>
     <w:lvl w:ilvl="0" w:tplc="04090001">
       <w:start w:val="1"/>
       <w:numFmt w:val="bullet"/>
@@ -299,240 +211,8 @@
       </w:rPr>
     </w:lvl>
   </w:abstractNum>
-  <w:abstractNum w:abstractNumId="1" w15:restartNumberingAfterBreak="0">
-    <w:nsid w:val="53331930"/>
-    <w:multiLevelType w:val="hybridMultilevel"/>
-    <w:tmpl w:val="D2966554"/>
-    <w:lvl w:ilvl="0" w:tplc="04090001">
-      <w:start w:val="1"/>
-      <w:numFmt w:val="bullet"/>
-      <w:lvlText w:val=""/>
-      <w:lvlJc w:val="left"/>
-      <w:pPr>
-        <w:ind w:left="720" w:hanging="360"/>
-      </w:pPr>
-      <w:rPr>
-        <w:rFonts w:ascii="Symbol" w:hAnsi="Symbol" w:hint="default"/>
-      </w:rPr>
-    </w:lvl>
-    <w:lvl w:ilvl="1" w:tplc="04090003" w:tentative="1">
-      <w:start w:val="1"/>
-      <w:numFmt w:val="bullet"/>
-      <w:lvlText w:val="o"/>
-      <w:lvlJc w:val="left"/>
-      <w:pPr>
-        <w:ind w:left="1440" w:hanging="360"/>
-      </w:pPr>
-      <w:rPr>
-        <w:rFonts w:ascii="Courier New" w:hAnsi="Courier New" w:cs="Courier New" w:hint="default"/>
-      </w:rPr>
-    </w:lvl>
-    <w:lvl w:ilvl="2" w:tplc="04090005" w:tentative="1">
-      <w:start w:val="1"/>
-      <w:numFmt w:val="bullet"/>
-      <w:lvlText w:val=""/>
-      <w:lvlJc w:val="left"/>
-      <w:pPr>
-        <w:ind w:left="2160" w:hanging="360"/>
-      </w:pPr>
-      <w:rPr>
-        <w:rFonts w:ascii="Wingdings" w:hAnsi="Wingdings" w:hint="default"/>
-      </w:rPr>
-    </w:lvl>
-    <w:lvl w:ilvl="3" w:tplc="04090001" w:tentative="1">
-      <w:start w:val="1"/>
-      <w:numFmt w:val="bullet"/>
-      <w:lvlText w:val=""/>
-      <w:lvlJc w:val="left"/>
-      <w:pPr>
-        <w:ind w:left="2880" w:hanging="360"/>
-      </w:pPr>
-      <w:rPr>
-        <w:rFonts w:ascii="Symbol" w:hAnsi="Symbol" w:hint="default"/>
-      </w:rPr>
-    </w:lvl>
-    <w:lvl w:ilvl="4" w:tplc="04090003" w:tentative="1">
-      <w:start w:val="1"/>
-      <w:numFmt w:val="bullet"/>
-      <w:lvlText w:val="o"/>
-      <w:lvlJc w:val="left"/>
-      <w:pPr>
-        <w:ind w:left="3600" w:hanging="360"/>
-      </w:pPr>
-      <w:rPr>
-        <w:rFonts w:ascii="Courier New" w:hAnsi="Courier New" w:cs="Courier New" w:hint="default"/>
-      </w:rPr>
-    </w:lvl>
-    <w:lvl w:ilvl="5" w:tplc="04090005" w:tentative="1">
-      <w:start w:val="1"/>
-      <w:numFmt w:val="bullet"/>
-      <w:lvlText w:val=""/>
-      <w:lvlJc w:val="left"/>
-      <w:pPr>
-        <w:ind w:left="4320" w:hanging="360"/>
-      </w:pPr>
-      <w:rPr>
-        <w:rFonts w:ascii="Wingdings" w:hAnsi="Wingdings" w:hint="default"/>
-      </w:rPr>
-    </w:lvl>
-    <w:lvl w:ilvl="6" w:tplc="04090001" w:tentative="1">
-      <w:start w:val="1"/>
-      <w:numFmt w:val="bullet"/>
-      <w:lvlText w:val=""/>
-      <w:lvlJc w:val="left"/>
-      <w:pPr>
-        <w:ind w:left="5040" w:hanging="360"/>
-      </w:pPr>
-      <w:rPr>
-        <w:rFonts w:ascii="Symbol" w:hAnsi="Symbol" w:hint="default"/>
-      </w:rPr>
-    </w:lvl>
-    <w:lvl w:ilvl="7" w:tplc="04090003" w:tentative="1">
-      <w:start w:val="1"/>
-      <w:numFmt w:val="bullet"/>
-      <w:lvlText w:val="o"/>
-      <w:lvlJc w:val="left"/>
-      <w:pPr>
-        <w:ind w:left="5760" w:hanging="360"/>
-      </w:pPr>
-      <w:rPr>
-        <w:rFonts w:ascii="Courier New" w:hAnsi="Courier New" w:cs="Courier New" w:hint="default"/>
-      </w:rPr>
-    </w:lvl>
-    <w:lvl w:ilvl="8" w:tplc="04090005" w:tentative="1">
-      <w:start w:val="1"/>
-      <w:numFmt w:val="bullet"/>
-      <w:lvlText w:val=""/>
-      <w:lvlJc w:val="left"/>
-      <w:pPr>
-        <w:ind w:left="6480" w:hanging="360"/>
-      </w:pPr>
-      <w:rPr>
-        <w:rFonts w:ascii="Wingdings" w:hAnsi="Wingdings" w:hint="default"/>
-      </w:rPr>
-    </w:lvl>
-  </w:abstractNum>
-  <w:abstractNum w:abstractNumId="2" w15:restartNumberingAfterBreak="0">
-    <w:nsid w:val="672C5808"/>
-    <w:multiLevelType w:val="hybridMultilevel"/>
-    <w:tmpl w:val="07CEE82C"/>
-    <w:lvl w:ilvl="0" w:tplc="04090001">
-      <w:start w:val="1"/>
-      <w:numFmt w:val="bullet"/>
-      <w:lvlText w:val=""/>
-      <w:lvlJc w:val="left"/>
-      <w:pPr>
-        <w:ind w:left="720" w:hanging="360"/>
-      </w:pPr>
-      <w:rPr>
-        <w:rFonts w:ascii="Symbol" w:hAnsi="Symbol" w:hint="default"/>
-      </w:rPr>
-    </w:lvl>
-    <w:lvl w:ilvl="1" w:tplc="04090003" w:tentative="1">
-      <w:start w:val="1"/>
-      <w:numFmt w:val="bullet"/>
-      <w:lvlText w:val="o"/>
-      <w:lvlJc w:val="left"/>
-      <w:pPr>
-        <w:ind w:left="1440" w:hanging="360"/>
-      </w:pPr>
-      <w:rPr>
-        <w:rFonts w:ascii="Courier New" w:hAnsi="Courier New" w:cs="Courier New" w:hint="default"/>
-      </w:rPr>
-    </w:lvl>
-    <w:lvl w:ilvl="2" w:tplc="04090005" w:tentative="1">
-      <w:start w:val="1"/>
-      <w:numFmt w:val="bullet"/>
-      <w:lvlText w:val=""/>
-      <w:lvlJc w:val="left"/>
-      <w:pPr>
-        <w:ind w:left="2160" w:hanging="360"/>
-      </w:pPr>
-      <w:rPr>
-        <w:rFonts w:ascii="Wingdings" w:hAnsi="Wingdings" w:hint="default"/>
-      </w:rPr>
-    </w:lvl>
-    <w:lvl w:ilvl="3" w:tplc="04090001" w:tentative="1">
-      <w:start w:val="1"/>
-      <w:numFmt w:val="bullet"/>
-      <w:lvlText w:val=""/>
-      <w:lvlJc w:val="left"/>
-      <w:pPr>
-        <w:ind w:left="2880" w:hanging="360"/>
-      </w:pPr>
-      <w:rPr>
-        <w:rFonts w:ascii="Symbol" w:hAnsi="Symbol" w:hint="default"/>
-      </w:rPr>
-    </w:lvl>
-    <w:lvl w:ilvl="4" w:tplc="04090003" w:tentative="1">
-      <w:start w:val="1"/>
-      <w:numFmt w:val="bullet"/>
-      <w:lvlText w:val="o"/>
-      <w:lvlJc w:val="left"/>
-      <w:pPr>
-        <w:ind w:left="3600" w:hanging="360"/>
-      </w:pPr>
-      <w:rPr>
-        <w:rFonts w:ascii="Courier New" w:hAnsi="Courier New" w:cs="Courier New" w:hint="default"/>
-      </w:rPr>
-    </w:lvl>
-    <w:lvl w:ilvl="5" w:tplc="04090005" w:tentative="1">
-      <w:start w:val="1"/>
-      <w:numFmt w:val="bullet"/>
-      <w:lvlText w:val=""/>
-      <w:lvlJc w:val="left"/>
-      <w:pPr>
-        <w:ind w:left="4320" w:hanging="360"/>
-      </w:pPr>
-      <w:rPr>
-        <w:rFonts w:ascii="Wingdings" w:hAnsi="Wingdings" w:hint="default"/>
-      </w:rPr>
-    </w:lvl>
-    <w:lvl w:ilvl="6" w:tplc="04090001" w:tentative="1">
-      <w:start w:val="1"/>
-      <w:numFmt w:val="bullet"/>
-      <w:lvlText w:val=""/>
-      <w:lvlJc w:val="left"/>
-      <w:pPr>
-        <w:ind w:left="5040" w:hanging="360"/>
-      </w:pPr>
-      <w:rPr>
-        <w:rFonts w:ascii="Symbol" w:hAnsi="Symbol" w:hint="default"/>
-      </w:rPr>
-    </w:lvl>
-    <w:lvl w:ilvl="7" w:tplc="04090003" w:tentative="1">
-      <w:start w:val="1"/>
-      <w:numFmt w:val="bullet"/>
-      <w:lvlText w:val="o"/>
-      <w:lvlJc w:val="left"/>
-      <w:pPr>
-        <w:ind w:left="5760" w:hanging="360"/>
-      </w:pPr>
-      <w:rPr>
-        <w:rFonts w:ascii="Courier New" w:hAnsi="Courier New" w:cs="Courier New" w:hint="default"/>
-      </w:rPr>
-    </w:lvl>
-    <w:lvl w:ilvl="8" w:tplc="04090005" w:tentative="1">
-      <w:start w:val="1"/>
-      <w:numFmt w:val="bullet"/>
-      <w:lvlText w:val=""/>
-      <w:lvlJc w:val="left"/>
-      <w:pPr>
-        <w:ind w:left="6480" w:hanging="360"/>
-      </w:pPr>
-      <w:rPr>
-        <w:rFonts w:ascii="Wingdings" w:hAnsi="Wingdings" w:hint="default"/>
-      </w:rPr>
-    </w:lvl>
-  </w:abstractNum>
   <w:num w:numId="1" w16cid:durableId="548415345">
-    <w:abstractNumId w:val="2"/>
-  </w:num>
-  <w:num w:numId="2" w16cid:durableId="1728528863">
     <w:abstractNumId w:val="0"/>
-  </w:num>
-  <w:num w:numId="3" w16cid:durableId="860971933">
-    <w:abstractNumId w:val="1"/>
   </w:num>
 </w:numbering>
 </file>
